--- a/docs/Yuzhuo_Resume.docx
+++ b/docs/Yuzhuo_Resume.docx
@@ -354,6 +354,223 @@
           <w:rFonts w:ascii="Times New Roman" w:hAnsi="Times New Roman" w:cs="Times New Roman"/>
           <w:b/>
           <w:bCs/>
+          <w:sz w:val="20"/>
+          <w:szCs w:val="20"/>
+        </w:rPr>
+      </w:pPr>
+      <w:r>
+        <w:rPr>
+          <w:rFonts w:ascii="Times New Roman" w:hAnsi="Times New Roman" w:cs="Times New Roman"/>
+          <w:b/>
+          <w:bCs/>
+          <w:sz w:val="20"/>
+          <w:szCs w:val="20"/>
+        </w:rPr>
+        <w:t xml:space="preserve">University of </w:t>
+      </w:r>
+      <w:r>
+        <w:rPr>
+          <w:rFonts w:ascii="Times New Roman" w:hAnsi="Times New Roman" w:cs="Times New Roman" w:hint="eastAsia"/>
+          <w:b/>
+          <w:bCs/>
+          <w:sz w:val="20"/>
+          <w:szCs w:val="20"/>
+        </w:rPr>
+        <w:t>Pennsylvania</w:t>
+      </w:r>
+      <w:r>
+        <w:rPr>
+          <w:rFonts w:ascii="Times New Roman" w:hAnsi="Times New Roman" w:cs="Times New Roman"/>
+          <w:sz w:val="20"/>
+          <w:szCs w:val="20"/>
+        </w:rPr>
+        <w:t xml:space="preserve"> | </w:t>
+      </w:r>
+      <w:r>
+        <w:rPr>
+          <w:rFonts w:ascii="Times New Roman" w:hAnsi="Times New Roman" w:cs="Times New Roman" w:hint="eastAsia"/>
+          <w:sz w:val="20"/>
+          <w:szCs w:val="20"/>
+        </w:rPr>
+        <w:t>United States of America</w:t>
+      </w:r>
+      <w:r>
+        <w:rPr>
+          <w:rFonts w:ascii="Times New Roman" w:hAnsi="Times New Roman" w:cs="Times New Roman"/>
+          <w:sz w:val="20"/>
+          <w:szCs w:val="20"/>
+        </w:rPr>
+        <w:t xml:space="preserve">               </w:t>
+      </w:r>
+      <w:r>
+        <w:rPr>
+          <w:rFonts w:ascii="Times New Roman" w:hAnsi="Times New Roman" w:cs="Times New Roman" w:hint="eastAsia"/>
+          <w:sz w:val="20"/>
+          <w:szCs w:val="20"/>
+        </w:rPr>
+        <w:t xml:space="preserve"> </w:t>
+      </w:r>
+      <w:r>
+        <w:rPr>
+          <w:rFonts w:ascii="Times New Roman" w:hAnsi="Times New Roman" w:cs="Times New Roman" w:hint="eastAsia"/>
+          <w:sz w:val="20"/>
+          <w:szCs w:val="20"/>
+        </w:rPr>
+        <w:t xml:space="preserve">     </w:t>
+      </w:r>
+      <w:r>
+        <w:rPr>
+          <w:rFonts w:ascii="Times New Roman" w:hAnsi="Times New Roman" w:cs="Times New Roman" w:hint="eastAsia"/>
+          <w:sz w:val="20"/>
+          <w:szCs w:val="20"/>
+        </w:rPr>
+        <w:t xml:space="preserve">    </w:t>
+      </w:r>
+      <w:r>
+        <w:rPr>
+          <w:rFonts w:ascii="Times New Roman" w:hAnsi="Times New Roman" w:cs="Times New Roman"/>
+          <w:sz w:val="20"/>
+          <w:szCs w:val="20"/>
+        </w:rPr>
+        <w:t xml:space="preserve">    </w:t>
+      </w:r>
+      <w:r>
+        <w:rPr>
+          <w:rFonts w:ascii="Times New Roman" w:hAnsi="Times New Roman" w:cs="Times New Roman" w:hint="eastAsia"/>
+          <w:sz w:val="20"/>
+          <w:szCs w:val="20"/>
+        </w:rPr>
+        <w:t xml:space="preserve">  </w:t>
+      </w:r>
+      <w:r>
+        <w:rPr>
+          <w:rFonts w:ascii="Times New Roman" w:hAnsi="Times New Roman" w:cs="Times New Roman"/>
+          <w:sz w:val="20"/>
+          <w:szCs w:val="20"/>
+        </w:rPr>
+        <w:t xml:space="preserve">      </w:t>
+      </w:r>
+      <w:r>
+        <w:rPr>
+          <w:rFonts w:ascii="Times New Roman" w:hAnsi="Times New Roman" w:cs="Times New Roman"/>
+          <w:b/>
+          <w:bCs/>
+          <w:sz w:val="20"/>
+          <w:szCs w:val="20"/>
+        </w:rPr>
+        <w:t>0</w:t>
+      </w:r>
+      <w:r>
+        <w:rPr>
+          <w:rFonts w:ascii="Times New Roman" w:hAnsi="Times New Roman" w:cs="Times New Roman" w:hint="eastAsia"/>
+          <w:b/>
+          <w:bCs/>
+          <w:sz w:val="20"/>
+          <w:szCs w:val="20"/>
+        </w:rPr>
+        <w:t>8</w:t>
+      </w:r>
+      <w:r>
+        <w:rPr>
+          <w:rFonts w:ascii="Times New Roman" w:hAnsi="Times New Roman" w:cs="Times New Roman"/>
+          <w:b/>
+          <w:bCs/>
+          <w:sz w:val="20"/>
+          <w:szCs w:val="20"/>
+        </w:rPr>
+        <w:t>/202</w:t>
+      </w:r>
+      <w:r>
+        <w:rPr>
+          <w:rFonts w:ascii="Times New Roman" w:hAnsi="Times New Roman" w:cs="Times New Roman" w:hint="eastAsia"/>
+          <w:b/>
+          <w:bCs/>
+          <w:sz w:val="20"/>
+          <w:szCs w:val="20"/>
+        </w:rPr>
+        <w:t>6</w:t>
+      </w:r>
+      <w:r>
+        <w:rPr>
+          <w:rFonts w:ascii="Times New Roman" w:hAnsi="Times New Roman" w:cs="Times New Roman"/>
+          <w:b/>
+          <w:bCs/>
+          <w:sz w:val="20"/>
+          <w:szCs w:val="20"/>
+        </w:rPr>
+        <w:t xml:space="preserve"> – </w:t>
+      </w:r>
+      <w:r>
+        <w:rPr>
+          <w:rFonts w:ascii="Times New Roman" w:hAnsi="Times New Roman" w:cs="Times New Roman" w:hint="eastAsia"/>
+          <w:b/>
+          <w:bCs/>
+          <w:sz w:val="20"/>
+          <w:szCs w:val="20"/>
+        </w:rPr>
+        <w:t>12</w:t>
+      </w:r>
+      <w:r>
+        <w:rPr>
+          <w:rFonts w:ascii="Times New Roman" w:hAnsi="Times New Roman" w:cs="Times New Roman"/>
+          <w:b/>
+          <w:bCs/>
+          <w:sz w:val="20"/>
+          <w:szCs w:val="20"/>
+        </w:rPr>
+        <w:t>/202</w:t>
+      </w:r>
+      <w:r>
+        <w:rPr>
+          <w:rFonts w:ascii="Times New Roman" w:hAnsi="Times New Roman" w:cs="Times New Roman" w:hint="eastAsia"/>
+          <w:b/>
+          <w:bCs/>
+          <w:sz w:val="20"/>
+          <w:szCs w:val="20"/>
+        </w:rPr>
+        <w:t>7</w:t>
+      </w:r>
+      <w:r>
+        <w:rPr>
+          <w:rFonts w:ascii="Times New Roman" w:hAnsi="Times New Roman" w:cs="Times New Roman"/>
+          <w:b/>
+          <w:bCs/>
+          <w:sz w:val="20"/>
+          <w:szCs w:val="20"/>
+        </w:rPr>
+        <w:t xml:space="preserve"> (Expected)</w:t>
+      </w:r>
+    </w:p>
+    <w:p>
+      <w:pPr>
+        <w:pStyle w:val="af3"/>
+        <w:numPr>
+          <w:ilvl w:val="0"/>
+          <w:numId w:val="1"/>
+        </w:numPr>
+        <w:spacing w:line="260" w:lineRule="exact"/>
+        <w:rPr>
+          <w:rFonts w:ascii="Times New Roman" w:hAnsi="Times New Roman" w:cs="Times New Roman" w:hint="eastAsia"/>
+          <w:sz w:val="20"/>
+          <w:szCs w:val="20"/>
+        </w:rPr>
+      </w:pPr>
+      <w:r>
+        <w:rPr>
+          <w:rFonts w:ascii="Times New Roman" w:hAnsi="Times New Roman" w:cs="Times New Roman" w:hint="eastAsia"/>
+          <w:sz w:val="20"/>
+          <w:szCs w:val="20"/>
+        </w:rPr>
+        <w:t>Master of Applied Economics and Data science</w:t>
+      </w:r>
+    </w:p>
+    <w:p>
+      <w:pPr>
+        <w:spacing w:line="260" w:lineRule="exact"/>
+        <w:rPr>
+          <w:rFonts w:ascii="Times New Roman" w:hAnsi="Times New Roman" w:cs="Times New Roman"/>
+          <w:b/>
+          <w:bCs/>
           <w:sz w:val="22"/>
           <w:u w:val="single"/>
         </w:rPr>
@@ -2412,6 +2629,7 @@
           <w:sz w:val="20"/>
           <w:szCs w:val="20"/>
         </w:rPr>
+        <w:lastRenderedPageBreak/>
         <w:t>Computer Skills:</w:t>
       </w:r>
       <w:r>
